--- a/Proyecto/docs/Codiseño/ADS_CodisenioPOS_AndresFabara_JoshuaOsorio.docx
+++ b/Proyecto/docs/Codiseño/ADS_CodisenioPOS_AndresFabara_JoshuaOsorio.docx
@@ -57,23 +57,7 @@
           <w:sz w:val="52"/>
           <w:szCs w:val="52"/>
         </w:rPr>
-        <w:t>Cod</w:t>
-      </w:r>
-      <w:r>
-        <w:rPr>
-          <w:rFonts w:ascii="Proxima Nova" w:eastAsia="Proxima Nova" w:hAnsi="Proxima Nova" w:cs="Proxima Nova"/>
-          <w:sz w:val="52"/>
-          <w:szCs w:val="52"/>
-        </w:rPr>
-        <w:t>ise</w:t>
-      </w:r>
-      <w:r>
-        <w:rPr>
-          <w:rFonts w:ascii="Proxima Nova" w:eastAsia="Proxima Nova" w:hAnsi="Proxima Nova" w:cs="Proxima Nova"/>
-          <w:sz w:val="52"/>
-          <w:szCs w:val="52"/>
-        </w:rPr>
-        <w:t>ño</w:t>
+        <w:t>Codiseño</w:t>
       </w:r>
       <w:proofErr w:type="spellEnd"/>
     </w:p>
@@ -282,7 +266,11 @@
     <w:sdt>
       <w:sdtPr>
         <w:rPr>
-          <w:lang w:val="es-ES"/>
+          <w:rFonts w:ascii="Arial" w:eastAsia="Arial" w:hAnsi="Arial" w:cs="Arial"/>
+          <w:color w:val="auto"/>
+          <w:sz w:val="22"/>
+          <w:szCs w:val="22"/>
+          <w:lang w:val="es-ES" w:eastAsia="en-US"/>
         </w:rPr>
         <w:id w:val="960071535"/>
         <w:docPartObj>
@@ -292,13 +280,8 @@
       </w:sdtPr>
       <w:sdtEndPr>
         <w:rPr>
-          <w:rFonts w:ascii="Arial" w:eastAsia="Arial" w:hAnsi="Arial" w:cs="Arial"/>
           <w:b/>
           <w:bCs/>
-          <w:color w:val="auto"/>
-          <w:sz w:val="22"/>
-          <w:szCs w:val="22"/>
-          <w:lang w:eastAsia="en-US"/>
         </w:rPr>
       </w:sdtEndPr>
       <w:sdtContent>
@@ -900,10 +883,7 @@
       </w:pPr>
       <w:bookmarkStart w:id="0" w:name="_Toc229142022"/>
       <w:r>
-        <w:t>Identificación de Co</w:t>
-      </w:r>
-      <w:r>
-        <w:t>mponentes</w:t>
+        <w:t>Identificación de Componentes</w:t>
       </w:r>
       <w:bookmarkEnd w:id="0"/>
     </w:p>
@@ -931,10 +911,7 @@
         </w:numPr>
       </w:pPr>
       <w:r>
-        <w:t>Unidad Central de Procesamiento (PC/Laptop): Ejecuta la Máquina Vir</w:t>
-      </w:r>
-      <w:r>
-        <w:t>tual de Java (JVM).</w:t>
+        <w:t>Unidad Central de Procesamiento (PC/Laptop): Ejecuta la Máquina Virtual de Java (JVM).</w:t>
       </w:r>
     </w:p>
     <w:p>
@@ -982,10 +959,7 @@
         </w:numPr>
       </w:pPr>
       <w:r>
-        <w:t>Monitor/</w:t>
-      </w:r>
-      <w:r>
-        <w:t>Pantalla Táctil: Interfaz visual para el cajero.</w:t>
+        <w:t>Monitor/Pantalla Táctil: Interfaz visual para el cajero.</w:t>
       </w:r>
     </w:p>
     <w:p>
@@ -1031,10 +1005,7 @@
         </w:numPr>
       </w:pPr>
       <w:r>
-        <w:t xml:space="preserve">Controladores de Dispositivos: Drivers </w:t>
-      </w:r>
-      <w:r>
-        <w:t>USB-Serial y protocolos ESC/POS.</w:t>
+        <w:t>Controladores de Dispositivos: Drivers USB-Serial y protocolos ESC/POS.</w:t>
       </w:r>
     </w:p>
     <w:p>
@@ -1556,10 +1527,7 @@
           </w:tcPr>
           <w:p>
             <w:r>
-              <w:t xml:space="preserve">Respuesta mecánica a una señal </w:t>
-            </w:r>
-            <w:r>
-              <w:t>eléctrica enviada por el software.</w:t>
+              <w:t>Respuesta mecánica a una señal eléctrica enviada por el software.</w:t>
             </w:r>
           </w:p>
         </w:tc>
@@ -1778,10 +1746,7 @@
           </w:tcPr>
           <w:p>
             <w:r>
-              <w:t xml:space="preserve">Captura eventos del </w:t>
-            </w:r>
-            <w:r>
-              <w:t>teclado/escáner y actualiza la UI.</w:t>
+              <w:t>Captura eventos del teclado/escáner y actualiza la UI.</w:t>
             </w:r>
           </w:p>
         </w:tc>
@@ -1974,10 +1939,7 @@
       </w:r>
       <w:proofErr w:type="gramEnd"/>
       <w:r>
-        <w:t xml:space="preserve"> al leer un código específico, el software recupere el precio correcto de la base</w:t>
-      </w:r>
-      <w:r>
-        <w:t xml:space="preserve"> de datos en menos de 100ms.</w:t>
+        <w:t xml:space="preserve"> al leer un código específico, el software recupere el precio correcto de la base de datos en menos de 100ms.</w:t>
       </w:r>
     </w:p>
     <w:p>
@@ -2001,10 +1963,7 @@
         </w:numPr>
       </w:pPr>
       <w:r>
-        <w:t>Pruebas de Estrés: Simulación de múltiples ventas simultáneas para verificar la estabilidad de la conexión con el se</w:t>
-      </w:r>
-      <w:r>
-        <w:t>rvidor de base de datos.</w:t>
+        <w:t>Pruebas de Estrés: Simulación de múltiples ventas simultáneas para verificar la estabilidad de la conexión con el servidor de base de datos.</w:t>
       </w:r>
     </w:p>
     <w:p>
@@ -4239,6 +4198,8 @@
 
 <file path=customXml/itemProps1.xml><?xml version="1.0" encoding="utf-8"?>
 <ds:datastoreItem xmlns:ds="http://schemas.openxmlformats.org/officeDocument/2006/customXml" ds:itemID="{B3BC736D-5B64-4050-8937-6A59A58A74B1}">
-  <ds:schemaRefs/>
+  <ds:schemaRefs>
+    <ds:schemaRef ds:uri="http://schemas.openxmlformats.org/officeDocument/2006/bibliography"/>
+  </ds:schemaRefs>
 </ds:datastoreItem>
 </file>
--- a/Proyecto/docs/Codiseño/ADS_CodisenioPOS_AndresFabara_JoshuaOsorio.docx
+++ b/Proyecto/docs/Codiseño/ADS_CodisenioPOS_AndresFabara_JoshuaOsorio.docx
@@ -1,6 +1,6 @@
 
 <file path=word/document.xml><?xml version="1.0" encoding="utf-8"?>
-<w:document xmlns:wpc="http://schemas.microsoft.com/office/word/2010/wordprocessingCanvas" xmlns:cx="http://schemas.microsoft.com/office/drawing/2014/chartex" xmlns:cx1="http://schemas.microsoft.com/office/drawing/2015/9/8/chartex" xmlns:cx2="http://schemas.microsoft.com/office/drawing/2015/10/21/chartex" xmlns:cx3="http://schemas.microsoft.com/office/drawing/2016/5/9/chartex" xmlns:cx4="http://schemas.microsoft.com/office/drawing/2016/5/10/chartex" xmlns:cx5="http://schemas.microsoft.com/office/drawing/2016/5/11/chartex" xmlns:cx6="http://schemas.microsoft.com/office/drawing/2016/5/12/chartex" xmlns:cx7="http://schemas.microsoft.com/office/drawing/2016/5/13/chartex" xmlns:cx8="http://schemas.microsoft.com/office/drawing/2016/5/14/chartex" xmlns:mc="http://schemas.openxmlformats.org/markup-compatibility/2006" xmlns:aink="http://schemas.microsoft.com/office/drawing/2016/ink" xmlns:am3d="http://schemas.microsoft.com/office/drawing/2017/model3d" xmlns:o="urn:schemas-microsoft-com:office:office" xmlns:r="http://schemas.openxmlformats.org/officeDocument/2006/relationships" xmlns:m="http://schemas.openxmlformats.org/officeDocument/2006/math" xmlns:v="urn:schemas-microsoft-com:vml" xmlns:wp14="http://schemas.microsoft.com/office/word/2010/wordprocessingDrawing" xmlns:wp="http://schemas.openxmlformats.org/drawingml/2006/wordprocessingDrawing" xmlns:w10="urn:schemas-microsoft-com:office:word" xmlns:w="http://schemas.openxmlformats.org/wordprocessingml/2006/main" xmlns:w14="http://schemas.microsoft.com/office/word/2010/wordml" xmlns:w15="http://schemas.microsoft.com/office/word/2012/wordml" xmlns:w16cex="http://schemas.microsoft.com/office/word/2018/wordml/cex" xmlns:w16cid="http://schemas.microsoft.com/office/word/2016/wordml/cid" xmlns:w16="http://schemas.microsoft.com/office/word/2018/wordml" xmlns:w16sdtdh="http://schemas.microsoft.com/office/word/2020/wordml/sdtdatahash" xmlns:w16se="http://schemas.microsoft.com/office/word/2015/wordml/symex" xmlns:wpg="http://schemas.microsoft.com/office/word/2010/wordprocessingGroup" xmlns:wpi="http://schemas.microsoft.com/office/word/2010/wordprocessingInk" xmlns:wne="http://schemas.microsoft.com/office/word/2006/wordml" xmlns:wps="http://schemas.microsoft.com/office/word/2010/wordprocessingShape" mc:Ignorable="w14 w15 w16se w16cid w16 w16cex w16sdtdh wp14">
+<w:document xmlns:wpc="http://schemas.microsoft.com/office/word/2010/wordprocessingCanvas" xmlns:cx="http://schemas.microsoft.com/office/drawing/2014/chartex" xmlns:cx1="http://schemas.microsoft.com/office/drawing/2015/9/8/chartex" xmlns:cx2="http://schemas.microsoft.com/office/drawing/2015/10/21/chartex" xmlns:cx3="http://schemas.microsoft.com/office/drawing/2016/5/9/chartex" xmlns:cx4="http://schemas.microsoft.com/office/drawing/2016/5/10/chartex" xmlns:cx5="http://schemas.microsoft.com/office/drawing/2016/5/11/chartex" xmlns:cx6="http://schemas.microsoft.com/office/drawing/2016/5/12/chartex" xmlns:cx7="http://schemas.microsoft.com/office/drawing/2016/5/13/chartex" xmlns:cx8="http://schemas.microsoft.com/office/drawing/2016/5/14/chartex" xmlns:mc="http://schemas.openxmlformats.org/markup-compatibility/2006" xmlns:aink="http://schemas.microsoft.com/office/drawing/2016/ink" xmlns:am3d="http://schemas.microsoft.com/office/drawing/2017/model3d" xmlns:o="urn:schemas-microsoft-com:office:office" xmlns:oel="http://schemas.microsoft.com/office/2019/extlst" xmlns:r="http://schemas.openxmlformats.org/officeDocument/2006/relationships" xmlns:m="http://schemas.openxmlformats.org/officeDocument/2006/math" xmlns:v="urn:schemas-microsoft-com:vml" xmlns:wp14="http://schemas.microsoft.com/office/word/2010/wordprocessingDrawing" xmlns:wp="http://schemas.openxmlformats.org/drawingml/2006/wordprocessingDrawing" xmlns:w10="urn:schemas-microsoft-com:office:word" xmlns:w="http://schemas.openxmlformats.org/wordprocessingml/2006/main" xmlns:w14="http://schemas.microsoft.com/office/word/2010/wordml" xmlns:w15="http://schemas.microsoft.com/office/word/2012/wordml" xmlns:w16cex="http://schemas.microsoft.com/office/word/2018/wordml/cex" xmlns:w16cid="http://schemas.microsoft.com/office/word/2016/wordml/cid" xmlns:w16="http://schemas.microsoft.com/office/word/2018/wordml" xmlns:w16du="http://schemas.microsoft.com/office/word/2023/wordml/word16du" xmlns:w16sdtdh="http://schemas.microsoft.com/office/word/2020/wordml/sdtdatahash" xmlns:w16sdtfl="http://schemas.microsoft.com/office/word/2024/wordml/sdtformatlock" xmlns:w16se="http://schemas.microsoft.com/office/word/2015/wordml/symex" xmlns:wpg="http://schemas.microsoft.com/office/word/2010/wordprocessingGroup" xmlns:wpi="http://schemas.microsoft.com/office/word/2010/wordprocessingInk" xmlns:wne="http://schemas.microsoft.com/office/word/2006/wordml" xmlns:wps="http://schemas.microsoft.com/office/word/2010/wordprocessingShape" mc:Ignorable="w14 w15 w16se w16cid w16 w16cex w16sdtdh w16sdtfl w16du wp14">
   <w:body>
     <w:p>
       <w:pPr>
@@ -1028,9 +1028,17 @@
     <w:p>
       <w:pPr>
         <w:pStyle w:val="Ttulo1"/>
+        <w:rPr>
+          <w:sz w:val="32"/>
+          <w:szCs w:val="32"/>
+        </w:rPr>
       </w:pPr>
       <w:bookmarkStart w:id="3" w:name="_Toc229142025"/>
       <w:r>
+        <w:rPr>
+          <w:sz w:val="32"/>
+          <w:szCs w:val="32"/>
+        </w:rPr>
         <w:lastRenderedPageBreak/>
         <w:t>División del Sistema</w:t>
       </w:r>
@@ -1536,9 +1544,17 @@
     <w:p>
       <w:pPr>
         <w:pStyle w:val="Ttulo1"/>
+        <w:rPr>
+          <w:sz w:val="32"/>
+          <w:szCs w:val="32"/>
+        </w:rPr>
       </w:pPr>
       <w:bookmarkStart w:id="4" w:name="_Toc229142026"/>
       <w:r>
+        <w:rPr>
+          <w:sz w:val="32"/>
+          <w:szCs w:val="32"/>
+        </w:rPr>
         <w:t>Asignación Detallada</w:t>
       </w:r>
       <w:bookmarkEnd w:id="4"/>
@@ -1902,9 +1918,17 @@
     <w:p>
       <w:pPr>
         <w:pStyle w:val="Ttulo1"/>
+        <w:rPr>
+          <w:sz w:val="32"/>
+          <w:szCs w:val="32"/>
+        </w:rPr>
       </w:pPr>
       <w:bookmarkStart w:id="5" w:name="_Toc229142027"/>
       <w:r>
+        <w:rPr>
+          <w:sz w:val="32"/>
+          <w:szCs w:val="32"/>
+        </w:rPr>
         <w:lastRenderedPageBreak/>
         <w:t>Métodos de Verificación Sugeridos</w:t>
       </w:r>
@@ -1969,14 +1993,17 @@
     <w:p>
       <w:pPr>
         <w:pStyle w:val="Ttulo1"/>
-      </w:pPr>
-    </w:p>
-    <w:p>
-      <w:pPr>
-        <w:pStyle w:val="Ttulo1"/>
+        <w:rPr>
+          <w:sz w:val="32"/>
+          <w:szCs w:val="32"/>
+        </w:rPr>
       </w:pPr>
       <w:bookmarkStart w:id="6" w:name="_Toc229142028"/>
       <w:r>
+        <w:rPr>
+          <w:sz w:val="32"/>
+          <w:szCs w:val="32"/>
+        </w:rPr>
         <w:t>Diagrama del sistema</w:t>
       </w:r>
       <w:bookmarkEnd w:id="6"/>
@@ -2034,6 +2061,374 @@
     <w:p/>
     <w:p>
       <w:pPr>
+        <w:rPr>
+          <w:b/>
+          <w:bCs/>
+        </w:rPr>
+      </w:pPr>
+      <w:r>
+        <w:rPr>
+          <w:b/>
+          <w:bCs/>
+        </w:rPr>
+        <w:t xml:space="preserve">Refinamiento </w:t>
+      </w:r>
+      <w:r>
+        <w:rPr>
+          <w:b/>
+          <w:bCs/>
+        </w:rPr>
+        <w:t>del Sistema</w:t>
+      </w:r>
+    </w:p>
+    <w:p>
+      <w:r>
+        <w:t xml:space="preserve">En el sistema </w:t>
+      </w:r>
+      <w:r>
+        <w:rPr>
+          <w:b/>
+          <w:bCs/>
+        </w:rPr>
+        <w:t>Nexo Pay</w:t>
+      </w:r>
+      <w:r>
+        <w:t xml:space="preserve">, el </w:t>
+      </w:r>
+      <w:proofErr w:type="spellStart"/>
+      <w:r>
+        <w:t>codiseño</w:t>
+      </w:r>
+      <w:proofErr w:type="spellEnd"/>
+      <w:r>
+        <w:t xml:space="preserve"> integra tres dimensiones fundamentales: la lógica del software</w:t>
+      </w:r>
+      <w:r>
+        <w:t xml:space="preserve">, </w:t>
+      </w:r>
+      <w:r>
+        <w:t>los componentes de hardware</w:t>
+      </w:r>
+      <w:r>
+        <w:t xml:space="preserve"> </w:t>
+      </w:r>
+      <w:r>
+        <w:t>y la experiencia del usuario final</w:t>
+      </w:r>
+      <w:r>
+        <w:t xml:space="preserve">. </w:t>
+      </w:r>
+      <w:r>
+        <w:t>El refinamiento de este proceso se divide en los siguientes niveles de interacción:</w:t>
+      </w:r>
+    </w:p>
+    <w:p>
+      <w:r>
+        <w:rPr>
+          <w:b/>
+          <w:bCs/>
+        </w:rPr>
+        <w:t>1. Refinamiento de la Interfaz y Experiencia del Usuario (</w:t>
+      </w:r>
+      <w:proofErr w:type="spellStart"/>
+      <w:r>
+        <w:rPr>
+          <w:b/>
+          <w:bCs/>
+        </w:rPr>
+        <w:t>Codiseño</w:t>
+      </w:r>
+      <w:proofErr w:type="spellEnd"/>
+      <w:r>
+        <w:rPr>
+          <w:b/>
+          <w:bCs/>
+        </w:rPr>
+        <w:t xml:space="preserve"> UI/UX)</w:t>
+      </w:r>
+      <w:r>
+        <w:t xml:space="preserve"> Este nivel detalla cómo el sistema se adapta a las necesidades operativas de los actores para garantizar eficiencia y minimizar errores humanos:</w:t>
+      </w:r>
+    </w:p>
+    <w:p>
+      <w:pPr>
+        <w:numPr>
+          <w:ilvl w:val="0"/>
+          <w:numId w:val="5"/>
+        </w:numPr>
+      </w:pPr>
+      <w:r>
+        <w:rPr>
+          <w:b/>
+          <w:bCs/>
+        </w:rPr>
+        <w:t>Módulo del Cajero (Enfoque en velocidad):</w:t>
+      </w:r>
+      <w:r>
+        <w:t xml:space="preserve"> La interfaz gráfica (GUI) se diseña para depender mínimamente del ratón. Se refina el sistema para que el campo de texto del "ID del Producto" esté siempre enfocado. Así, cuando el cajero utiliza el lector de código </w:t>
+      </w:r>
+      <w:r>
+        <w:lastRenderedPageBreak/>
+        <w:t xml:space="preserve">de barras, el producto se agrega automáticamente al </w:t>
+      </w:r>
+      <w:proofErr w:type="spellStart"/>
+      <w:r>
+        <w:t>DetalleVenta</w:t>
+      </w:r>
+      <w:proofErr w:type="spellEnd"/>
+      <w:r>
+        <w:t xml:space="preserve"> y el </w:t>
+      </w:r>
+      <w:proofErr w:type="spellStart"/>
+      <w:r>
+        <w:t>SubTotal</w:t>
+      </w:r>
+      <w:proofErr w:type="spellEnd"/>
+      <w:r>
+        <w:t xml:space="preserve"> se recalcula en tiempo real sin requerir clics adicionales.</w:t>
+      </w:r>
+    </w:p>
+    <w:p>
+      <w:pPr>
+        <w:numPr>
+          <w:ilvl w:val="0"/>
+          <w:numId w:val="5"/>
+        </w:numPr>
+      </w:pPr>
+      <w:r>
+        <w:rPr>
+          <w:b/>
+          <w:bCs/>
+        </w:rPr>
+        <w:t>Módulo del Administrador (Enfoque en gestión):</w:t>
+      </w:r>
+      <w:r>
+        <w:t xml:space="preserve"> Se refina la interfaz para mostrar alertas visuales (ej. colores en rojo) cuando el método </w:t>
+      </w:r>
+      <w:proofErr w:type="spellStart"/>
+      <w:proofErr w:type="gramStart"/>
+      <w:r>
+        <w:t>consultarInventarioLimitado</w:t>
+      </w:r>
+      <w:proofErr w:type="spellEnd"/>
+      <w:r>
+        <w:t>(</w:t>
+      </w:r>
+      <w:proofErr w:type="gramEnd"/>
+      <w:r>
+        <w:t xml:space="preserve">) detecta que un producto tiene un stock crítico, permitiendo la toma de decisiones rápidas para </w:t>
+      </w:r>
+      <w:proofErr w:type="spellStart"/>
+      <w:proofErr w:type="gramStart"/>
+      <w:r>
+        <w:t>ajustarStock</w:t>
+      </w:r>
+      <w:proofErr w:type="spellEnd"/>
+      <w:r>
+        <w:t>(</w:t>
+      </w:r>
+      <w:proofErr w:type="gramEnd"/>
+      <w:r>
+        <w:t>).</w:t>
+      </w:r>
+    </w:p>
+    <w:p>
+      <w:r>
+        <w:rPr>
+          <w:b/>
+          <w:bCs/>
+        </w:rPr>
+        <w:t>2. Refinamiento de la Integración Hardware-Software (</w:t>
+      </w:r>
+      <w:proofErr w:type="spellStart"/>
+      <w:r>
+        <w:rPr>
+          <w:b/>
+          <w:bCs/>
+        </w:rPr>
+        <w:t>Codiseño</w:t>
+      </w:r>
+      <w:proofErr w:type="spellEnd"/>
+      <w:r>
+        <w:rPr>
+          <w:b/>
+          <w:bCs/>
+        </w:rPr>
+        <w:t xml:space="preserve"> Técnico)</w:t>
+      </w:r>
+      <w:r>
+        <w:t xml:space="preserve"> Define cómo los periféricos físicos interactúan con los métodos internos del sistema operativo y la aplicación:</w:t>
+      </w:r>
+    </w:p>
+    <w:p>
+      <w:pPr>
+        <w:numPr>
+          <w:ilvl w:val="0"/>
+          <w:numId w:val="6"/>
+        </w:numPr>
+      </w:pPr>
+      <w:r>
+        <w:rPr>
+          <w:b/>
+          <w:bCs/>
+        </w:rPr>
+        <w:t>Lector de Código de Barras:</w:t>
+      </w:r>
+      <w:r>
+        <w:t xml:space="preserve"> Se refina la captura de datos entendiendo que el escáner actúa como un dispositivo de entrada estándar (teclado). El software debe tener "</w:t>
+      </w:r>
+      <w:proofErr w:type="spellStart"/>
+      <w:r>
+        <w:t>Listeners</w:t>
+      </w:r>
+      <w:proofErr w:type="spellEnd"/>
+      <w:r>
+        <w:t xml:space="preserve">" (escuchadores de eventos) que detecten la cadena de texto escaneada y ejecuten automáticamente el método </w:t>
+      </w:r>
+      <w:proofErr w:type="spellStart"/>
+      <w:proofErr w:type="gramStart"/>
+      <w:r>
+        <w:t>seleccionarProducto</w:t>
+      </w:r>
+      <w:proofErr w:type="spellEnd"/>
+      <w:r>
+        <w:t>(</w:t>
+      </w:r>
+      <w:proofErr w:type="spellStart"/>
+      <w:proofErr w:type="gramEnd"/>
+      <w:r>
+        <w:t>idProducto</w:t>
+      </w:r>
+      <w:proofErr w:type="spellEnd"/>
+      <w:r>
+        <w:t>, cantidad) al detectar el salto de línea (Enter) que envía el escáner al final.</w:t>
+      </w:r>
+    </w:p>
+    <w:p>
+      <w:pPr>
+        <w:numPr>
+          <w:ilvl w:val="0"/>
+          <w:numId w:val="6"/>
+        </w:numPr>
+      </w:pPr>
+      <w:r>
+        <w:rPr>
+          <w:b/>
+          <w:bCs/>
+        </w:rPr>
+        <w:t xml:space="preserve">Impresora Térmica de </w:t>
+      </w:r>
+      <w:proofErr w:type="gramStart"/>
+      <w:r>
+        <w:rPr>
+          <w:b/>
+          <w:bCs/>
+        </w:rPr>
+        <w:t>Tickets</w:t>
+      </w:r>
+      <w:proofErr w:type="gramEnd"/>
+      <w:r>
+        <w:rPr>
+          <w:b/>
+          <w:bCs/>
+        </w:rPr>
+        <w:t>:</w:t>
+      </w:r>
+      <w:r>
+        <w:t xml:space="preserve"> El método </w:t>
+      </w:r>
+      <w:proofErr w:type="spellStart"/>
+      <w:r>
+        <w:t>generarTicket</w:t>
+      </w:r>
+      <w:proofErr w:type="spellEnd"/>
+      <w:r>
+        <w:t>(</w:t>
+      </w:r>
+      <w:proofErr w:type="spellStart"/>
+      <w:r>
+        <w:t>idVenta</w:t>
+      </w:r>
+      <w:proofErr w:type="spellEnd"/>
+      <w:r>
+        <w:t xml:space="preserve">) no solo devuelve un String, sino que en el refinamiento del </w:t>
+      </w:r>
+      <w:proofErr w:type="spellStart"/>
+      <w:r>
+        <w:t>codiseño</w:t>
+      </w:r>
+      <w:proofErr w:type="spellEnd"/>
+      <w:r>
+        <w:t>, este texto debe ser formateado en comandos compatibles con impresoras térmicas (ej. estándar ESC/POS) para garantizar cortes de papel automáticos y alineación correcta de los precios y productos.</w:t>
+      </w:r>
+    </w:p>
+    <w:p>
+      <w:r>
+        <w:rPr>
+          <w:b/>
+          <w:bCs/>
+        </w:rPr>
+        <w:t>3. Refinamiento de la Comunicación de Datos (</w:t>
+      </w:r>
+      <w:proofErr w:type="spellStart"/>
+      <w:r>
+        <w:rPr>
+          <w:b/>
+          <w:bCs/>
+        </w:rPr>
+        <w:t>Codiseño</w:t>
+      </w:r>
+      <w:proofErr w:type="spellEnd"/>
+      <w:r>
+        <w:rPr>
+          <w:b/>
+          <w:bCs/>
+        </w:rPr>
+        <w:t xml:space="preserve"> Cliente-Servidor)</w:t>
+      </w:r>
+      <w:r>
+        <w:t xml:space="preserve"> Detalla cómo la aplicación local (Caja) se comunica con el almacenamiento persistente:</w:t>
+      </w:r>
+    </w:p>
+    <w:p>
+      <w:pPr>
+        <w:numPr>
+          <w:ilvl w:val="0"/>
+          <w:numId w:val="7"/>
+        </w:numPr>
+      </w:pPr>
+      <w:r>
+        <w:rPr>
+          <w:b/>
+          <w:bCs/>
+        </w:rPr>
+        <w:t>Conexión a la Base de Datos:</w:t>
+      </w:r>
+      <w:r>
+        <w:t xml:space="preserve"> Se refina el uso de conectores (como JDBC en el caso de Java) para enlazar la aplicación gráfica con el servidor MySQL (XAMPP).</w:t>
+      </w:r>
+    </w:p>
+    <w:p>
+      <w:pPr>
+        <w:numPr>
+          <w:ilvl w:val="0"/>
+          <w:numId w:val="7"/>
+        </w:numPr>
+      </w:pPr>
+      <w:r>
+        <w:rPr>
+          <w:b/>
+          <w:bCs/>
+        </w:rPr>
+        <w:t>Manejo de Concurrencia:</w:t>
+      </w:r>
+      <w:r>
+        <w:t xml:space="preserve"> Si el sistema escala a múltiples cajas, el refinamiento exige que las consultas de actualización (UPDATE en la tabla Producto durante una venta) bloqueen temporalmente el registro para evitar que dos cajeros vendan la misma última unidad de un producto al mismo tiempo, garantizando la integridad de la base de datos.</w:t>
+      </w:r>
+    </w:p>
+    <w:p/>
+    <w:p>
+      <w:pPr>
         <w:pStyle w:val="Ttulo1"/>
       </w:pPr>
     </w:p>
@@ -2070,23 +2465,7 @@
         </w:rPr>
       </w:pPr>
       <w:r>
-        <w:t xml:space="preserve">P. J. </w:t>
-      </w:r>
-      <w:proofErr w:type="spellStart"/>
-      <w:r>
-        <w:t>Deitel</w:t>
-      </w:r>
-      <w:proofErr w:type="spellEnd"/>
-      <w:r>
-        <w:t xml:space="preserve"> and H. M. </w:t>
-      </w:r>
-      <w:proofErr w:type="spellStart"/>
-      <w:r>
-        <w:t>Deitel</w:t>
-      </w:r>
-      <w:proofErr w:type="spellEnd"/>
-      <w:r>
-        <w:t xml:space="preserve">, </w:t>
+        <w:t xml:space="preserve">P. J. Deitel and H. M. Deitel, </w:t>
       </w:r>
       <w:r>
         <w:rPr>
@@ -2102,21 +2481,7 @@
         <w:rPr>
           <w:lang w:val="es-MX"/>
         </w:rPr>
-        <w:t xml:space="preserve">Pearson </w:t>
-      </w:r>
-      <w:proofErr w:type="spellStart"/>
-      <w:r>
-        <w:rPr>
-          <w:lang w:val="es-MX"/>
-        </w:rPr>
-        <w:t>College</w:t>
-      </w:r>
-      <w:proofErr w:type="spellEnd"/>
-      <w:r>
-        <w:rPr>
-          <w:lang w:val="es-MX"/>
-        </w:rPr>
-        <w:t xml:space="preserve"> </w:t>
+        <w:t xml:space="preserve">Pearson College </w:t>
       </w:r>
       <w:proofErr w:type="spellStart"/>
       <w:r>
@@ -2160,19 +2525,11 @@
       <w:r>
         <w:t xml:space="preserve">, Jan. 31, 2023. </w:t>
       </w:r>
-      <w:proofErr w:type="spellStart"/>
       <w:r>
         <w:rPr>
           <w:lang w:val="es-MX"/>
         </w:rPr>
-        <w:t>Available</w:t>
-      </w:r>
-      <w:proofErr w:type="spellEnd"/>
-      <w:r>
-        <w:rPr>
-          <w:lang w:val="es-MX"/>
-        </w:rPr>
-        <w:t xml:space="preserve">: </w:t>
+        <w:t xml:space="preserve">Available: </w:t>
       </w:r>
       <w:hyperlink r:id="rId14" w:history="1">
         <w:r>
@@ -2197,7 +2554,7 @@
 </file>
 
 <file path=word/endnotes.xml><?xml version="1.0" encoding="utf-8"?>
-<w:endnotes xmlns:wpc="http://schemas.microsoft.com/office/word/2010/wordprocessingCanvas" xmlns:cx="http://schemas.microsoft.com/office/drawing/2014/chartex" xmlns:cx1="http://schemas.microsoft.com/office/drawing/2015/9/8/chartex" xmlns:cx2="http://schemas.microsoft.com/office/drawing/2015/10/21/chartex" xmlns:cx3="http://schemas.microsoft.com/office/drawing/2016/5/9/chartex" xmlns:cx4="http://schemas.microsoft.com/office/drawing/2016/5/10/chartex" xmlns:cx5="http://schemas.microsoft.com/office/drawing/2016/5/11/chartex" xmlns:cx6="http://schemas.microsoft.com/office/drawing/2016/5/12/chartex" xmlns:cx7="http://schemas.microsoft.com/office/drawing/2016/5/13/chartex" xmlns:cx8="http://schemas.microsoft.com/office/drawing/2016/5/14/chartex" xmlns:mc="http://schemas.openxmlformats.org/markup-compatibility/2006" xmlns:aink="http://schemas.microsoft.com/office/drawing/2016/ink" xmlns:am3d="http://schemas.microsoft.com/office/drawing/2017/model3d" xmlns:o="urn:schemas-microsoft-com:office:office" xmlns:r="http://schemas.openxmlformats.org/officeDocument/2006/relationships" xmlns:m="http://schemas.openxmlformats.org/officeDocument/2006/math" xmlns:v="urn:schemas-microsoft-com:vml" xmlns:wp14="http://schemas.microsoft.com/office/word/2010/wordprocessingDrawing" xmlns:wp="http://schemas.openxmlformats.org/drawingml/2006/wordprocessingDrawing" xmlns:w10="urn:schemas-microsoft-com:office:word" xmlns:w="http://schemas.openxmlformats.org/wordprocessingml/2006/main" xmlns:w14="http://schemas.microsoft.com/office/word/2010/wordml" xmlns:w15="http://schemas.microsoft.com/office/word/2012/wordml" xmlns:w16cex="http://schemas.microsoft.com/office/word/2018/wordml/cex" xmlns:w16cid="http://schemas.microsoft.com/office/word/2016/wordml/cid" xmlns:w16="http://schemas.microsoft.com/office/word/2018/wordml" xmlns:w16sdtdh="http://schemas.microsoft.com/office/word/2020/wordml/sdtdatahash" xmlns:w16se="http://schemas.microsoft.com/office/word/2015/wordml/symex" xmlns:wpg="http://schemas.microsoft.com/office/word/2010/wordprocessingGroup" xmlns:wpi="http://schemas.microsoft.com/office/word/2010/wordprocessingInk" xmlns:wne="http://schemas.microsoft.com/office/word/2006/wordml" xmlns:wps="http://schemas.microsoft.com/office/word/2010/wordprocessingShape" mc:Ignorable="w14 w15 w16se w16cid w16 w16cex w16sdtdh wp14">
+<w:endnotes xmlns:wpc="http://schemas.microsoft.com/office/word/2010/wordprocessingCanvas" xmlns:cx="http://schemas.microsoft.com/office/drawing/2014/chartex" xmlns:cx1="http://schemas.microsoft.com/office/drawing/2015/9/8/chartex" xmlns:cx2="http://schemas.microsoft.com/office/drawing/2015/10/21/chartex" xmlns:cx3="http://schemas.microsoft.com/office/drawing/2016/5/9/chartex" xmlns:cx4="http://schemas.microsoft.com/office/drawing/2016/5/10/chartex" xmlns:cx5="http://schemas.microsoft.com/office/drawing/2016/5/11/chartex" xmlns:cx6="http://schemas.microsoft.com/office/drawing/2016/5/12/chartex" xmlns:cx7="http://schemas.microsoft.com/office/drawing/2016/5/13/chartex" xmlns:cx8="http://schemas.microsoft.com/office/drawing/2016/5/14/chartex" xmlns:mc="http://schemas.openxmlformats.org/markup-compatibility/2006" xmlns:aink="http://schemas.microsoft.com/office/drawing/2016/ink" xmlns:am3d="http://schemas.microsoft.com/office/drawing/2017/model3d" xmlns:o="urn:schemas-microsoft-com:office:office" xmlns:oel="http://schemas.microsoft.com/office/2019/extlst" xmlns:r="http://schemas.openxmlformats.org/officeDocument/2006/relationships" xmlns:m="http://schemas.openxmlformats.org/officeDocument/2006/math" xmlns:v="urn:schemas-microsoft-com:vml" xmlns:wp14="http://schemas.microsoft.com/office/word/2010/wordprocessingDrawing" xmlns:wp="http://schemas.openxmlformats.org/drawingml/2006/wordprocessingDrawing" xmlns:w10="urn:schemas-microsoft-com:office:word" xmlns:w="http://schemas.openxmlformats.org/wordprocessingml/2006/main" xmlns:w14="http://schemas.microsoft.com/office/word/2010/wordml" xmlns:w15="http://schemas.microsoft.com/office/word/2012/wordml" xmlns:w16cex="http://schemas.microsoft.com/office/word/2018/wordml/cex" xmlns:w16cid="http://schemas.microsoft.com/office/word/2016/wordml/cid" xmlns:w16="http://schemas.microsoft.com/office/word/2018/wordml" xmlns:w16du="http://schemas.microsoft.com/office/word/2023/wordml/word16du" xmlns:w16sdtdh="http://schemas.microsoft.com/office/word/2020/wordml/sdtdatahash" xmlns:w16sdtfl="http://schemas.microsoft.com/office/word/2024/wordml/sdtformatlock" xmlns:w16se="http://schemas.microsoft.com/office/word/2015/wordml/symex" xmlns:wpg="http://schemas.microsoft.com/office/word/2010/wordprocessingGroup" xmlns:wpi="http://schemas.microsoft.com/office/word/2010/wordprocessingInk" xmlns:wne="http://schemas.microsoft.com/office/word/2006/wordml" xmlns:wps="http://schemas.microsoft.com/office/word/2010/wordprocessingShape" mc:Ignorable="w14 w15 w16se w16cid w16 w16cex w16sdtdh w16sdtfl w16du wp14">
   <w:endnote w:type="separator" w:id="-1">
     <w:p>
       <w:pPr>
@@ -2222,7 +2579,7 @@
 </file>
 
 <file path=word/footer1.xml><?xml version="1.0" encoding="utf-8"?>
-<w:ftr xmlns:wpc="http://schemas.microsoft.com/office/word/2010/wordprocessingCanvas" xmlns:cx="http://schemas.microsoft.com/office/drawing/2014/chartex" xmlns:cx1="http://schemas.microsoft.com/office/drawing/2015/9/8/chartex" xmlns:cx2="http://schemas.microsoft.com/office/drawing/2015/10/21/chartex" xmlns:cx3="http://schemas.microsoft.com/office/drawing/2016/5/9/chartex" xmlns:cx4="http://schemas.microsoft.com/office/drawing/2016/5/10/chartex" xmlns:cx5="http://schemas.microsoft.com/office/drawing/2016/5/11/chartex" xmlns:cx6="http://schemas.microsoft.com/office/drawing/2016/5/12/chartex" xmlns:cx7="http://schemas.microsoft.com/office/drawing/2016/5/13/chartex" xmlns:cx8="http://schemas.microsoft.com/office/drawing/2016/5/14/chartex" xmlns:mc="http://schemas.openxmlformats.org/markup-compatibility/2006" xmlns:aink="http://schemas.microsoft.com/office/drawing/2016/ink" xmlns:am3d="http://schemas.microsoft.com/office/drawing/2017/model3d" xmlns:o="urn:schemas-microsoft-com:office:office" xmlns:r="http://schemas.openxmlformats.org/officeDocument/2006/relationships" xmlns:m="http://schemas.openxmlformats.org/officeDocument/2006/math" xmlns:v="urn:schemas-microsoft-com:vml" xmlns:wp14="http://schemas.microsoft.com/office/word/2010/wordprocessingDrawing" xmlns:wp="http://schemas.openxmlformats.org/drawingml/2006/wordprocessingDrawing" xmlns:w10="urn:schemas-microsoft-com:office:word" xmlns:w="http://schemas.openxmlformats.org/wordprocessingml/2006/main" xmlns:w14="http://schemas.microsoft.com/office/word/2010/wordml" xmlns:w15="http://schemas.microsoft.com/office/word/2012/wordml" xmlns:w16cex="http://schemas.microsoft.com/office/word/2018/wordml/cex" xmlns:w16cid="http://schemas.microsoft.com/office/word/2016/wordml/cid" xmlns:w16="http://schemas.microsoft.com/office/word/2018/wordml" xmlns:w16sdtdh="http://schemas.microsoft.com/office/word/2020/wordml/sdtdatahash" xmlns:w16se="http://schemas.microsoft.com/office/word/2015/wordml/symex" xmlns:wpg="http://schemas.microsoft.com/office/word/2010/wordprocessingGroup" xmlns:wpi="http://schemas.microsoft.com/office/word/2010/wordprocessingInk" xmlns:wne="http://schemas.microsoft.com/office/word/2006/wordml" xmlns:wps="http://schemas.microsoft.com/office/word/2010/wordprocessingShape" mc:Ignorable="w14 w15 w16se w16cid w16 w16cex w16sdtdh wp14">
+<w:ftr xmlns:wpc="http://schemas.microsoft.com/office/word/2010/wordprocessingCanvas" xmlns:cx="http://schemas.microsoft.com/office/drawing/2014/chartex" xmlns:cx1="http://schemas.microsoft.com/office/drawing/2015/9/8/chartex" xmlns:cx2="http://schemas.microsoft.com/office/drawing/2015/10/21/chartex" xmlns:cx3="http://schemas.microsoft.com/office/drawing/2016/5/9/chartex" xmlns:cx4="http://schemas.microsoft.com/office/drawing/2016/5/10/chartex" xmlns:cx5="http://schemas.microsoft.com/office/drawing/2016/5/11/chartex" xmlns:cx6="http://schemas.microsoft.com/office/drawing/2016/5/12/chartex" xmlns:cx7="http://schemas.microsoft.com/office/drawing/2016/5/13/chartex" xmlns:cx8="http://schemas.microsoft.com/office/drawing/2016/5/14/chartex" xmlns:mc="http://schemas.openxmlformats.org/markup-compatibility/2006" xmlns:aink="http://schemas.microsoft.com/office/drawing/2016/ink" xmlns:am3d="http://schemas.microsoft.com/office/drawing/2017/model3d" xmlns:o="urn:schemas-microsoft-com:office:office" xmlns:oel="http://schemas.microsoft.com/office/2019/extlst" xmlns:r="http://schemas.openxmlformats.org/officeDocument/2006/relationships" xmlns:m="http://schemas.openxmlformats.org/officeDocument/2006/math" xmlns:v="urn:schemas-microsoft-com:vml" xmlns:wp14="http://schemas.microsoft.com/office/word/2010/wordprocessingDrawing" xmlns:wp="http://schemas.openxmlformats.org/drawingml/2006/wordprocessingDrawing" xmlns:w10="urn:schemas-microsoft-com:office:word" xmlns:w="http://schemas.openxmlformats.org/wordprocessingml/2006/main" xmlns:w14="http://schemas.microsoft.com/office/word/2010/wordml" xmlns:w15="http://schemas.microsoft.com/office/word/2012/wordml" xmlns:w16cex="http://schemas.microsoft.com/office/word/2018/wordml/cex" xmlns:w16cid="http://schemas.microsoft.com/office/word/2016/wordml/cid" xmlns:w16="http://schemas.microsoft.com/office/word/2018/wordml" xmlns:w16du="http://schemas.microsoft.com/office/word/2023/wordml/word16du" xmlns:w16sdtdh="http://schemas.microsoft.com/office/word/2020/wordml/sdtdatahash" xmlns:w16sdtfl="http://schemas.microsoft.com/office/word/2024/wordml/sdtformatlock" xmlns:w16se="http://schemas.microsoft.com/office/word/2015/wordml/symex" xmlns:wpg="http://schemas.microsoft.com/office/word/2010/wordprocessingGroup" xmlns:wpi="http://schemas.microsoft.com/office/word/2010/wordprocessingInk" xmlns:wne="http://schemas.microsoft.com/office/word/2006/wordml" xmlns:wps="http://schemas.microsoft.com/office/word/2010/wordprocessingShape" mc:Ignorable="w14 w15 w16se w16cid w16 w16cex w16sdtdh w16sdtfl w16du wp14">
   <w:p>
     <w:pPr>
       <w:jc w:val="right"/>
@@ -2265,7 +2622,7 @@
 </file>
 
 <file path=word/footer2.xml><?xml version="1.0" encoding="utf-8"?>
-<w:ftr xmlns:wpc="http://schemas.microsoft.com/office/word/2010/wordprocessingCanvas" xmlns:cx="http://schemas.microsoft.com/office/drawing/2014/chartex" xmlns:cx1="http://schemas.microsoft.com/office/drawing/2015/9/8/chartex" xmlns:cx2="http://schemas.microsoft.com/office/drawing/2015/10/21/chartex" xmlns:cx3="http://schemas.microsoft.com/office/drawing/2016/5/9/chartex" xmlns:cx4="http://schemas.microsoft.com/office/drawing/2016/5/10/chartex" xmlns:cx5="http://schemas.microsoft.com/office/drawing/2016/5/11/chartex" xmlns:cx6="http://schemas.microsoft.com/office/drawing/2016/5/12/chartex" xmlns:cx7="http://schemas.microsoft.com/office/drawing/2016/5/13/chartex" xmlns:cx8="http://schemas.microsoft.com/office/drawing/2016/5/14/chartex" xmlns:mc="http://schemas.openxmlformats.org/markup-compatibility/2006" xmlns:aink="http://schemas.microsoft.com/office/drawing/2016/ink" xmlns:am3d="http://schemas.microsoft.com/office/drawing/2017/model3d" xmlns:o="urn:schemas-microsoft-com:office:office" xmlns:r="http://schemas.openxmlformats.org/officeDocument/2006/relationships" xmlns:m="http://schemas.openxmlformats.org/officeDocument/2006/math" xmlns:v="urn:schemas-microsoft-com:vml" xmlns:wp14="http://schemas.microsoft.com/office/word/2010/wordprocessingDrawing" xmlns:wp="http://schemas.openxmlformats.org/drawingml/2006/wordprocessingDrawing" xmlns:w10="urn:schemas-microsoft-com:office:word" xmlns:w="http://schemas.openxmlformats.org/wordprocessingml/2006/main" xmlns:w14="http://schemas.microsoft.com/office/word/2010/wordml" xmlns:w15="http://schemas.microsoft.com/office/word/2012/wordml" xmlns:w16cex="http://schemas.microsoft.com/office/word/2018/wordml/cex" xmlns:w16cid="http://schemas.microsoft.com/office/word/2016/wordml/cid" xmlns:w16="http://schemas.microsoft.com/office/word/2018/wordml" xmlns:w16sdtdh="http://schemas.microsoft.com/office/word/2020/wordml/sdtdatahash" xmlns:w16se="http://schemas.microsoft.com/office/word/2015/wordml/symex" xmlns:wpg="http://schemas.microsoft.com/office/word/2010/wordprocessingGroup" xmlns:wpi="http://schemas.microsoft.com/office/word/2010/wordprocessingInk" xmlns:wne="http://schemas.microsoft.com/office/word/2006/wordml" xmlns:wps="http://schemas.microsoft.com/office/word/2010/wordprocessingShape" mc:Ignorable="w14 w15 w16se w16cid w16 w16cex w16sdtdh wp14">
+<w:ftr xmlns:wpc="http://schemas.microsoft.com/office/word/2010/wordprocessingCanvas" xmlns:cx="http://schemas.microsoft.com/office/drawing/2014/chartex" xmlns:cx1="http://schemas.microsoft.com/office/drawing/2015/9/8/chartex" xmlns:cx2="http://schemas.microsoft.com/office/drawing/2015/10/21/chartex" xmlns:cx3="http://schemas.microsoft.com/office/drawing/2016/5/9/chartex" xmlns:cx4="http://schemas.microsoft.com/office/drawing/2016/5/10/chartex" xmlns:cx5="http://schemas.microsoft.com/office/drawing/2016/5/11/chartex" xmlns:cx6="http://schemas.microsoft.com/office/drawing/2016/5/12/chartex" xmlns:cx7="http://schemas.microsoft.com/office/drawing/2016/5/13/chartex" xmlns:cx8="http://schemas.microsoft.com/office/drawing/2016/5/14/chartex" xmlns:mc="http://schemas.openxmlformats.org/markup-compatibility/2006" xmlns:aink="http://schemas.microsoft.com/office/drawing/2016/ink" xmlns:am3d="http://schemas.microsoft.com/office/drawing/2017/model3d" xmlns:o="urn:schemas-microsoft-com:office:office" xmlns:oel="http://schemas.microsoft.com/office/2019/extlst" xmlns:r="http://schemas.openxmlformats.org/officeDocument/2006/relationships" xmlns:m="http://schemas.openxmlformats.org/officeDocument/2006/math" xmlns:v="urn:schemas-microsoft-com:vml" xmlns:wp14="http://schemas.microsoft.com/office/word/2010/wordprocessingDrawing" xmlns:wp="http://schemas.openxmlformats.org/drawingml/2006/wordprocessingDrawing" xmlns:w10="urn:schemas-microsoft-com:office:word" xmlns:w="http://schemas.openxmlformats.org/wordprocessingml/2006/main" xmlns:w14="http://schemas.microsoft.com/office/word/2010/wordml" xmlns:w15="http://schemas.microsoft.com/office/word/2012/wordml" xmlns:w16cex="http://schemas.microsoft.com/office/word/2018/wordml/cex" xmlns:w16cid="http://schemas.microsoft.com/office/word/2016/wordml/cid" xmlns:w16="http://schemas.microsoft.com/office/word/2018/wordml" xmlns:w16du="http://schemas.microsoft.com/office/word/2023/wordml/word16du" xmlns:w16sdtdh="http://schemas.microsoft.com/office/word/2020/wordml/sdtdatahash" xmlns:w16sdtfl="http://schemas.microsoft.com/office/word/2024/wordml/sdtformatlock" xmlns:w16se="http://schemas.microsoft.com/office/word/2015/wordml/symex" xmlns:wpg="http://schemas.microsoft.com/office/word/2010/wordprocessingGroup" xmlns:wpi="http://schemas.microsoft.com/office/word/2010/wordprocessingInk" xmlns:wne="http://schemas.microsoft.com/office/word/2006/wordml" xmlns:wps="http://schemas.microsoft.com/office/word/2010/wordprocessingShape" mc:Ignorable="w14 w15 w16se w16cid w16 w16cex w16sdtdh w16sdtfl w16du wp14">
   <w:p>
     <w:pPr>
       <w:jc w:val="right"/>
@@ -2313,7 +2670,7 @@
 </file>
 
 <file path=word/footnotes.xml><?xml version="1.0" encoding="utf-8"?>
-<w:footnotes xmlns:wpc="http://schemas.microsoft.com/office/word/2010/wordprocessingCanvas" xmlns:cx="http://schemas.microsoft.com/office/drawing/2014/chartex" xmlns:cx1="http://schemas.microsoft.com/office/drawing/2015/9/8/chartex" xmlns:cx2="http://schemas.microsoft.com/office/drawing/2015/10/21/chartex" xmlns:cx3="http://schemas.microsoft.com/office/drawing/2016/5/9/chartex" xmlns:cx4="http://schemas.microsoft.com/office/drawing/2016/5/10/chartex" xmlns:cx5="http://schemas.microsoft.com/office/drawing/2016/5/11/chartex" xmlns:cx6="http://schemas.microsoft.com/office/drawing/2016/5/12/chartex" xmlns:cx7="http://schemas.microsoft.com/office/drawing/2016/5/13/chartex" xmlns:cx8="http://schemas.microsoft.com/office/drawing/2016/5/14/chartex" xmlns:mc="http://schemas.openxmlformats.org/markup-compatibility/2006" xmlns:aink="http://schemas.microsoft.com/office/drawing/2016/ink" xmlns:am3d="http://schemas.microsoft.com/office/drawing/2017/model3d" xmlns:o="urn:schemas-microsoft-com:office:office" xmlns:r="http://schemas.openxmlformats.org/officeDocument/2006/relationships" xmlns:m="http://schemas.openxmlformats.org/officeDocument/2006/math" xmlns:v="urn:schemas-microsoft-com:vml" xmlns:wp14="http://schemas.microsoft.com/office/word/2010/wordprocessingDrawing" xmlns:wp="http://schemas.openxmlformats.org/drawingml/2006/wordprocessingDrawing" xmlns:w10="urn:schemas-microsoft-com:office:word" xmlns:w="http://schemas.openxmlformats.org/wordprocessingml/2006/main" xmlns:w14="http://schemas.microsoft.com/office/word/2010/wordml" xmlns:w15="http://schemas.microsoft.com/office/word/2012/wordml" xmlns:w16cex="http://schemas.microsoft.com/office/word/2018/wordml/cex" xmlns:w16cid="http://schemas.microsoft.com/office/word/2016/wordml/cid" xmlns:w16="http://schemas.microsoft.com/office/word/2018/wordml" xmlns:w16sdtdh="http://schemas.microsoft.com/office/word/2020/wordml/sdtdatahash" xmlns:w16se="http://schemas.microsoft.com/office/word/2015/wordml/symex" xmlns:wpg="http://schemas.microsoft.com/office/word/2010/wordprocessingGroup" xmlns:wpi="http://schemas.microsoft.com/office/word/2010/wordprocessingInk" xmlns:wne="http://schemas.microsoft.com/office/word/2006/wordml" xmlns:wps="http://schemas.microsoft.com/office/word/2010/wordprocessingShape" mc:Ignorable="w14 w15 w16se w16cid w16 w16cex w16sdtdh wp14">
+<w:footnotes xmlns:wpc="http://schemas.microsoft.com/office/word/2010/wordprocessingCanvas" xmlns:cx="http://schemas.microsoft.com/office/drawing/2014/chartex" xmlns:cx1="http://schemas.microsoft.com/office/drawing/2015/9/8/chartex" xmlns:cx2="http://schemas.microsoft.com/office/drawing/2015/10/21/chartex" xmlns:cx3="http://schemas.microsoft.com/office/drawing/2016/5/9/chartex" xmlns:cx4="http://schemas.microsoft.com/office/drawing/2016/5/10/chartex" xmlns:cx5="http://schemas.microsoft.com/office/drawing/2016/5/11/chartex" xmlns:cx6="http://schemas.microsoft.com/office/drawing/2016/5/12/chartex" xmlns:cx7="http://schemas.microsoft.com/office/drawing/2016/5/13/chartex" xmlns:cx8="http://schemas.microsoft.com/office/drawing/2016/5/14/chartex" xmlns:mc="http://schemas.openxmlformats.org/markup-compatibility/2006" xmlns:aink="http://schemas.microsoft.com/office/drawing/2016/ink" xmlns:am3d="http://schemas.microsoft.com/office/drawing/2017/model3d" xmlns:o="urn:schemas-microsoft-com:office:office" xmlns:oel="http://schemas.microsoft.com/office/2019/extlst" xmlns:r="http://schemas.openxmlformats.org/officeDocument/2006/relationships" xmlns:m="http://schemas.openxmlformats.org/officeDocument/2006/math" xmlns:v="urn:schemas-microsoft-com:vml" xmlns:wp14="http://schemas.microsoft.com/office/word/2010/wordprocessingDrawing" xmlns:wp="http://schemas.openxmlformats.org/drawingml/2006/wordprocessingDrawing" xmlns:w10="urn:schemas-microsoft-com:office:word" xmlns:w="http://schemas.openxmlformats.org/wordprocessingml/2006/main" xmlns:w14="http://schemas.microsoft.com/office/word/2010/wordml" xmlns:w15="http://schemas.microsoft.com/office/word/2012/wordml" xmlns:w16cex="http://schemas.microsoft.com/office/word/2018/wordml/cex" xmlns:w16cid="http://schemas.microsoft.com/office/word/2016/wordml/cid" xmlns:w16="http://schemas.microsoft.com/office/word/2018/wordml" xmlns:w16du="http://schemas.microsoft.com/office/word/2023/wordml/word16du" xmlns:w16sdtdh="http://schemas.microsoft.com/office/word/2020/wordml/sdtdatahash" xmlns:w16sdtfl="http://schemas.microsoft.com/office/word/2024/wordml/sdtformatlock" xmlns:w16se="http://schemas.microsoft.com/office/word/2015/wordml/symex" xmlns:wpg="http://schemas.microsoft.com/office/word/2010/wordprocessingGroup" xmlns:wpi="http://schemas.microsoft.com/office/word/2010/wordprocessingInk" xmlns:wne="http://schemas.microsoft.com/office/word/2006/wordml" xmlns:wps="http://schemas.microsoft.com/office/word/2010/wordprocessingShape" mc:Ignorable="w14 w15 w16se w16cid w16 w16cex w16sdtdh w16sdtfl w16du wp14">
   <w:footnote w:type="separator" w:id="-1">
     <w:p>
       <w:r>
@@ -2332,7 +2689,7 @@
 </file>
 
 <file path=word/header1.xml><?xml version="1.0" encoding="utf-8"?>
-<w:hdr xmlns:wpc="http://schemas.microsoft.com/office/word/2010/wordprocessingCanvas" xmlns:cx="http://schemas.microsoft.com/office/drawing/2014/chartex" xmlns:cx1="http://schemas.microsoft.com/office/drawing/2015/9/8/chartex" xmlns:cx2="http://schemas.microsoft.com/office/drawing/2015/10/21/chartex" xmlns:cx3="http://schemas.microsoft.com/office/drawing/2016/5/9/chartex" xmlns:cx4="http://schemas.microsoft.com/office/drawing/2016/5/10/chartex" xmlns:cx5="http://schemas.microsoft.com/office/drawing/2016/5/11/chartex" xmlns:cx6="http://schemas.microsoft.com/office/drawing/2016/5/12/chartex" xmlns:cx7="http://schemas.microsoft.com/office/drawing/2016/5/13/chartex" xmlns:cx8="http://schemas.microsoft.com/office/drawing/2016/5/14/chartex" xmlns:mc="http://schemas.openxmlformats.org/markup-compatibility/2006" xmlns:aink="http://schemas.microsoft.com/office/drawing/2016/ink" xmlns:am3d="http://schemas.microsoft.com/office/drawing/2017/model3d" xmlns:o="urn:schemas-microsoft-com:office:office" xmlns:r="http://schemas.openxmlformats.org/officeDocument/2006/relationships" xmlns:m="http://schemas.openxmlformats.org/officeDocument/2006/math" xmlns:v="urn:schemas-microsoft-com:vml" xmlns:wp14="http://schemas.microsoft.com/office/word/2010/wordprocessingDrawing" xmlns:wp="http://schemas.openxmlformats.org/drawingml/2006/wordprocessingDrawing" xmlns:w10="urn:schemas-microsoft-com:office:word" xmlns:w="http://schemas.openxmlformats.org/wordprocessingml/2006/main" xmlns:w14="http://schemas.microsoft.com/office/word/2010/wordml" xmlns:w15="http://schemas.microsoft.com/office/word/2012/wordml" xmlns:w16cex="http://schemas.microsoft.com/office/word/2018/wordml/cex" xmlns:w16cid="http://schemas.microsoft.com/office/word/2016/wordml/cid" xmlns:w16="http://schemas.microsoft.com/office/word/2018/wordml" xmlns:w16sdtdh="http://schemas.microsoft.com/office/word/2020/wordml/sdtdatahash" xmlns:w16se="http://schemas.microsoft.com/office/word/2015/wordml/symex" xmlns:wpg="http://schemas.microsoft.com/office/word/2010/wordprocessingGroup" xmlns:wpi="http://schemas.microsoft.com/office/word/2010/wordprocessingInk" xmlns:wne="http://schemas.microsoft.com/office/word/2006/wordml" xmlns:wps="http://schemas.microsoft.com/office/word/2010/wordprocessingShape" mc:Ignorable="w14 w15 w16se w16cid w16 w16cex w16sdtdh wp14">
+<w:hdr xmlns:wpc="http://schemas.microsoft.com/office/word/2010/wordprocessingCanvas" xmlns:cx="http://schemas.microsoft.com/office/drawing/2014/chartex" xmlns:cx1="http://schemas.microsoft.com/office/drawing/2015/9/8/chartex" xmlns:cx2="http://schemas.microsoft.com/office/drawing/2015/10/21/chartex" xmlns:cx3="http://schemas.microsoft.com/office/drawing/2016/5/9/chartex" xmlns:cx4="http://schemas.microsoft.com/office/drawing/2016/5/10/chartex" xmlns:cx5="http://schemas.microsoft.com/office/drawing/2016/5/11/chartex" xmlns:cx6="http://schemas.microsoft.com/office/drawing/2016/5/12/chartex" xmlns:cx7="http://schemas.microsoft.com/office/drawing/2016/5/13/chartex" xmlns:cx8="http://schemas.microsoft.com/office/drawing/2016/5/14/chartex" xmlns:mc="http://schemas.openxmlformats.org/markup-compatibility/2006" xmlns:aink="http://schemas.microsoft.com/office/drawing/2016/ink" xmlns:am3d="http://schemas.microsoft.com/office/drawing/2017/model3d" xmlns:o="urn:schemas-microsoft-com:office:office" xmlns:oel="http://schemas.microsoft.com/office/2019/extlst" xmlns:r="http://schemas.openxmlformats.org/officeDocument/2006/relationships" xmlns:m="http://schemas.openxmlformats.org/officeDocument/2006/math" xmlns:v="urn:schemas-microsoft-com:vml" xmlns:wp14="http://schemas.microsoft.com/office/word/2010/wordprocessingDrawing" xmlns:wp="http://schemas.openxmlformats.org/drawingml/2006/wordprocessingDrawing" xmlns:w10="urn:schemas-microsoft-com:office:word" xmlns:w="http://schemas.openxmlformats.org/wordprocessingml/2006/main" xmlns:w14="http://schemas.microsoft.com/office/word/2010/wordml" xmlns:w15="http://schemas.microsoft.com/office/word/2012/wordml" xmlns:w16cex="http://schemas.microsoft.com/office/word/2018/wordml/cex" xmlns:w16cid="http://schemas.microsoft.com/office/word/2016/wordml/cid" xmlns:w16="http://schemas.microsoft.com/office/word/2018/wordml" xmlns:w16du="http://schemas.microsoft.com/office/word/2023/wordml/word16du" xmlns:w16sdtdh="http://schemas.microsoft.com/office/word/2020/wordml/sdtdatahash" xmlns:w16sdtfl="http://schemas.microsoft.com/office/word/2024/wordml/sdtformatlock" xmlns:w16se="http://schemas.microsoft.com/office/word/2015/wordml/symex" xmlns:wpg="http://schemas.microsoft.com/office/word/2010/wordprocessingGroup" xmlns:wpi="http://schemas.microsoft.com/office/word/2010/wordprocessingInk" xmlns:wne="http://schemas.microsoft.com/office/word/2006/wordml" xmlns:wps="http://schemas.microsoft.com/office/word/2010/wordprocessingShape" mc:Ignorable="w14 w15 w16se w16cid w16 w16cex w16sdtdh w16sdtfl w16du wp14">
   <w:p>
     <w:pPr>
       <w:spacing w:before="240" w:after="240"/>
@@ -2364,7 +2721,7 @@
 </file>
 
 <file path=word/header2.xml><?xml version="1.0" encoding="utf-8"?>
-<w:hdr xmlns:wpc="http://schemas.microsoft.com/office/word/2010/wordprocessingCanvas" xmlns:cx="http://schemas.microsoft.com/office/drawing/2014/chartex" xmlns:cx1="http://schemas.microsoft.com/office/drawing/2015/9/8/chartex" xmlns:cx2="http://schemas.microsoft.com/office/drawing/2015/10/21/chartex" xmlns:cx3="http://schemas.microsoft.com/office/drawing/2016/5/9/chartex" xmlns:cx4="http://schemas.microsoft.com/office/drawing/2016/5/10/chartex" xmlns:cx5="http://schemas.microsoft.com/office/drawing/2016/5/11/chartex" xmlns:cx6="http://schemas.microsoft.com/office/drawing/2016/5/12/chartex" xmlns:cx7="http://schemas.microsoft.com/office/drawing/2016/5/13/chartex" xmlns:cx8="http://schemas.microsoft.com/office/drawing/2016/5/14/chartex" xmlns:mc="http://schemas.openxmlformats.org/markup-compatibility/2006" xmlns:aink="http://schemas.microsoft.com/office/drawing/2016/ink" xmlns:am3d="http://schemas.microsoft.com/office/drawing/2017/model3d" xmlns:o="urn:schemas-microsoft-com:office:office" xmlns:r="http://schemas.openxmlformats.org/officeDocument/2006/relationships" xmlns:m="http://schemas.openxmlformats.org/officeDocument/2006/math" xmlns:v="urn:schemas-microsoft-com:vml" xmlns:wp14="http://schemas.microsoft.com/office/word/2010/wordprocessingDrawing" xmlns:wp="http://schemas.openxmlformats.org/drawingml/2006/wordprocessingDrawing" xmlns:w10="urn:schemas-microsoft-com:office:word" xmlns:w="http://schemas.openxmlformats.org/wordprocessingml/2006/main" xmlns:w14="http://schemas.microsoft.com/office/word/2010/wordml" xmlns:w15="http://schemas.microsoft.com/office/word/2012/wordml" xmlns:w16cex="http://schemas.microsoft.com/office/word/2018/wordml/cex" xmlns:w16cid="http://schemas.microsoft.com/office/word/2016/wordml/cid" xmlns:w16="http://schemas.microsoft.com/office/word/2018/wordml" xmlns:w16sdtdh="http://schemas.microsoft.com/office/word/2020/wordml/sdtdatahash" xmlns:w16se="http://schemas.microsoft.com/office/word/2015/wordml/symex" xmlns:wpg="http://schemas.microsoft.com/office/word/2010/wordprocessingGroup" xmlns:wpi="http://schemas.microsoft.com/office/word/2010/wordprocessingInk" xmlns:wne="http://schemas.microsoft.com/office/word/2006/wordml" xmlns:wps="http://schemas.microsoft.com/office/word/2010/wordprocessingShape" mc:Ignorable="w14 w15 w16se w16cid w16 w16cex w16sdtdh wp14">
+<w:hdr xmlns:wpc="http://schemas.microsoft.com/office/word/2010/wordprocessingCanvas" xmlns:cx="http://schemas.microsoft.com/office/drawing/2014/chartex" xmlns:cx1="http://schemas.microsoft.com/office/drawing/2015/9/8/chartex" xmlns:cx2="http://schemas.microsoft.com/office/drawing/2015/10/21/chartex" xmlns:cx3="http://schemas.microsoft.com/office/drawing/2016/5/9/chartex" xmlns:cx4="http://schemas.microsoft.com/office/drawing/2016/5/10/chartex" xmlns:cx5="http://schemas.microsoft.com/office/drawing/2016/5/11/chartex" xmlns:cx6="http://schemas.microsoft.com/office/drawing/2016/5/12/chartex" xmlns:cx7="http://schemas.microsoft.com/office/drawing/2016/5/13/chartex" xmlns:cx8="http://schemas.microsoft.com/office/drawing/2016/5/14/chartex" xmlns:mc="http://schemas.openxmlformats.org/markup-compatibility/2006" xmlns:aink="http://schemas.microsoft.com/office/drawing/2016/ink" xmlns:am3d="http://schemas.microsoft.com/office/drawing/2017/model3d" xmlns:o="urn:schemas-microsoft-com:office:office" xmlns:oel="http://schemas.microsoft.com/office/2019/extlst" xmlns:r="http://schemas.openxmlformats.org/officeDocument/2006/relationships" xmlns:m="http://schemas.openxmlformats.org/officeDocument/2006/math" xmlns:v="urn:schemas-microsoft-com:vml" xmlns:wp14="http://schemas.microsoft.com/office/word/2010/wordprocessingDrawing" xmlns:wp="http://schemas.openxmlformats.org/drawingml/2006/wordprocessingDrawing" xmlns:w10="urn:schemas-microsoft-com:office:word" xmlns:w="http://schemas.openxmlformats.org/wordprocessingml/2006/main" xmlns:w14="http://schemas.microsoft.com/office/word/2010/wordml" xmlns:w15="http://schemas.microsoft.com/office/word/2012/wordml" xmlns:w16cex="http://schemas.microsoft.com/office/word/2018/wordml/cex" xmlns:w16cid="http://schemas.microsoft.com/office/word/2016/wordml/cid" xmlns:w16="http://schemas.microsoft.com/office/word/2018/wordml" xmlns:w16du="http://schemas.microsoft.com/office/word/2023/wordml/word16du" xmlns:w16sdtdh="http://schemas.microsoft.com/office/word/2020/wordml/sdtdatahash" xmlns:w16sdtfl="http://schemas.microsoft.com/office/word/2024/wordml/sdtformatlock" xmlns:w16se="http://schemas.microsoft.com/office/word/2015/wordml/symex" xmlns:wpg="http://schemas.microsoft.com/office/word/2010/wordprocessingGroup" xmlns:wpi="http://schemas.microsoft.com/office/word/2010/wordprocessingInk" xmlns:wne="http://schemas.microsoft.com/office/word/2006/wordml" xmlns:wps="http://schemas.microsoft.com/office/word/2010/wordprocessingShape" mc:Ignorable="w14 w15 w16se w16cid w16 w16cex w16sdtdh w16sdtfl w16du wp14">
   <w:p>
     <w:pPr>
       <w:jc w:val="center"/>
@@ -2498,7 +2855,7 @@
 </file>
 
 <file path=word/numbering.xml><?xml version="1.0" encoding="utf-8"?>
-<w:numbering xmlns:wpc="http://schemas.microsoft.com/office/word/2010/wordprocessingCanvas" xmlns:cx="http://schemas.microsoft.com/office/drawing/2014/chartex" xmlns:cx1="http://schemas.microsoft.com/office/drawing/2015/9/8/chartex" xmlns:cx2="http://schemas.microsoft.com/office/drawing/2015/10/21/chartex" xmlns:cx3="http://schemas.microsoft.com/office/drawing/2016/5/9/chartex" xmlns:cx4="http://schemas.microsoft.com/office/drawing/2016/5/10/chartex" xmlns:cx5="http://schemas.microsoft.com/office/drawing/2016/5/11/chartex" xmlns:cx6="http://schemas.microsoft.com/office/drawing/2016/5/12/chartex" xmlns:cx7="http://schemas.microsoft.com/office/drawing/2016/5/13/chartex" xmlns:cx8="http://schemas.microsoft.com/office/drawing/2016/5/14/chartex" xmlns:mc="http://schemas.openxmlformats.org/markup-compatibility/2006" xmlns:aink="http://schemas.microsoft.com/office/drawing/2016/ink" xmlns:am3d="http://schemas.microsoft.com/office/drawing/2017/model3d" xmlns:o="urn:schemas-microsoft-com:office:office" xmlns:r="http://schemas.openxmlformats.org/officeDocument/2006/relationships" xmlns:m="http://schemas.openxmlformats.org/officeDocument/2006/math" xmlns:v="urn:schemas-microsoft-com:vml" xmlns:wp14="http://schemas.microsoft.com/office/word/2010/wordprocessingDrawing" xmlns:wp="http://schemas.openxmlformats.org/drawingml/2006/wordprocessingDrawing" xmlns:w10="urn:schemas-microsoft-com:office:word" xmlns:w="http://schemas.openxmlformats.org/wordprocessingml/2006/main" xmlns:w14="http://schemas.microsoft.com/office/word/2010/wordml" xmlns:w15="http://schemas.microsoft.com/office/word/2012/wordml" xmlns:w16cex="http://schemas.microsoft.com/office/word/2018/wordml/cex" xmlns:w16cid="http://schemas.microsoft.com/office/word/2016/wordml/cid" xmlns:w16="http://schemas.microsoft.com/office/word/2018/wordml" xmlns:w16sdtdh="http://schemas.microsoft.com/office/word/2020/wordml/sdtdatahash" xmlns:w16se="http://schemas.microsoft.com/office/word/2015/wordml/symex" xmlns:wpg="http://schemas.microsoft.com/office/word/2010/wordprocessingGroup" xmlns:wpi="http://schemas.microsoft.com/office/word/2010/wordprocessingInk" xmlns:wne="http://schemas.microsoft.com/office/word/2006/wordml" xmlns:wps="http://schemas.microsoft.com/office/word/2010/wordprocessingShape" mc:Ignorable="w14 w15 w16se w16cid w16 w16cex w16sdtdh wp14">
+<w:numbering xmlns:wpc="http://schemas.microsoft.com/office/word/2010/wordprocessingCanvas" xmlns:cx="http://schemas.microsoft.com/office/drawing/2014/chartex" xmlns:cx1="http://schemas.microsoft.com/office/drawing/2015/9/8/chartex" xmlns:cx2="http://schemas.microsoft.com/office/drawing/2015/10/21/chartex" xmlns:cx3="http://schemas.microsoft.com/office/drawing/2016/5/9/chartex" xmlns:cx4="http://schemas.microsoft.com/office/drawing/2016/5/10/chartex" xmlns:cx5="http://schemas.microsoft.com/office/drawing/2016/5/11/chartex" xmlns:cx6="http://schemas.microsoft.com/office/drawing/2016/5/12/chartex" xmlns:cx7="http://schemas.microsoft.com/office/drawing/2016/5/13/chartex" xmlns:cx8="http://schemas.microsoft.com/office/drawing/2016/5/14/chartex" xmlns:mc="http://schemas.openxmlformats.org/markup-compatibility/2006" xmlns:aink="http://schemas.microsoft.com/office/drawing/2016/ink" xmlns:am3d="http://schemas.microsoft.com/office/drawing/2017/model3d" xmlns:o="urn:schemas-microsoft-com:office:office" xmlns:oel="http://schemas.microsoft.com/office/2019/extlst" xmlns:r="http://schemas.openxmlformats.org/officeDocument/2006/relationships" xmlns:m="http://schemas.openxmlformats.org/officeDocument/2006/math" xmlns:v="urn:schemas-microsoft-com:vml" xmlns:wp14="http://schemas.microsoft.com/office/word/2010/wordprocessingDrawing" xmlns:wp="http://schemas.openxmlformats.org/drawingml/2006/wordprocessingDrawing" xmlns:w10="urn:schemas-microsoft-com:office:word" xmlns:w="http://schemas.openxmlformats.org/wordprocessingml/2006/main" xmlns:w14="http://schemas.microsoft.com/office/word/2010/wordml" xmlns:w15="http://schemas.microsoft.com/office/word/2012/wordml" xmlns:w16cex="http://schemas.microsoft.com/office/word/2018/wordml/cex" xmlns:w16cid="http://schemas.microsoft.com/office/word/2016/wordml/cid" xmlns:w16="http://schemas.microsoft.com/office/word/2018/wordml" xmlns:w16du="http://schemas.microsoft.com/office/word/2023/wordml/word16du" xmlns:w16sdtdh="http://schemas.microsoft.com/office/word/2020/wordml/sdtdatahash" xmlns:w16sdtfl="http://schemas.microsoft.com/office/word/2024/wordml/sdtformatlock" xmlns:w16se="http://schemas.microsoft.com/office/word/2015/wordml/symex" xmlns:wpg="http://schemas.microsoft.com/office/word/2010/wordprocessingGroup" xmlns:wpi="http://schemas.microsoft.com/office/word/2010/wordprocessingInk" xmlns:wne="http://schemas.microsoft.com/office/word/2006/wordml" xmlns:wps="http://schemas.microsoft.com/office/word/2010/wordprocessingShape" mc:Ignorable="w14 w15 w16se w16cid w16 w16cex w16sdtdh w16sdtfl w16du wp14">
   <w:abstractNum w:abstractNumId="0" w15:restartNumberingAfterBreak="0">
     <w:nsid w:val="15744A14"/>
     <w:multiLevelType w:val="multilevel"/>
@@ -2613,6 +2970,155 @@
     </w:lvl>
   </w:abstractNum>
   <w:abstractNum w:abstractNumId="1" w15:restartNumberingAfterBreak="0">
+    <w:nsid w:val="3B2A0AEA"/>
+    <w:multiLevelType w:val="multilevel"/>
+    <w:tmpl w:val="DAACAB00"/>
+    <w:lvl w:ilvl="0">
+      <w:start w:val="1"/>
+      <w:numFmt w:val="bullet"/>
+      <w:lvlText w:val=""/>
+      <w:lvlJc w:val="left"/>
+      <w:pPr>
+        <w:tabs>
+          <w:tab w:val="num" w:pos="720"/>
+        </w:tabs>
+        <w:ind w:left="720" w:hanging="360"/>
+      </w:pPr>
+      <w:rPr>
+        <w:rFonts w:ascii="Symbol" w:hAnsi="Symbol" w:hint="default"/>
+        <w:sz w:val="20"/>
+      </w:rPr>
+    </w:lvl>
+    <w:lvl w:ilvl="1" w:tentative="1">
+      <w:start w:val="1"/>
+      <w:numFmt w:val="bullet"/>
+      <w:lvlText w:val="o"/>
+      <w:lvlJc w:val="left"/>
+      <w:pPr>
+        <w:tabs>
+          <w:tab w:val="num" w:pos="1440"/>
+        </w:tabs>
+        <w:ind w:left="1440" w:hanging="360"/>
+      </w:pPr>
+      <w:rPr>
+        <w:rFonts w:ascii="Courier New" w:hAnsi="Courier New" w:hint="default"/>
+        <w:sz w:val="20"/>
+      </w:rPr>
+    </w:lvl>
+    <w:lvl w:ilvl="2" w:tentative="1">
+      <w:start w:val="1"/>
+      <w:numFmt w:val="bullet"/>
+      <w:lvlText w:val=""/>
+      <w:lvlJc w:val="left"/>
+      <w:pPr>
+        <w:tabs>
+          <w:tab w:val="num" w:pos="2160"/>
+        </w:tabs>
+        <w:ind w:left="2160" w:hanging="360"/>
+      </w:pPr>
+      <w:rPr>
+        <w:rFonts w:ascii="Wingdings" w:hAnsi="Wingdings" w:hint="default"/>
+        <w:sz w:val="20"/>
+      </w:rPr>
+    </w:lvl>
+    <w:lvl w:ilvl="3" w:tentative="1">
+      <w:start w:val="1"/>
+      <w:numFmt w:val="bullet"/>
+      <w:lvlText w:val=""/>
+      <w:lvlJc w:val="left"/>
+      <w:pPr>
+        <w:tabs>
+          <w:tab w:val="num" w:pos="2880"/>
+        </w:tabs>
+        <w:ind w:left="2880" w:hanging="360"/>
+      </w:pPr>
+      <w:rPr>
+        <w:rFonts w:ascii="Wingdings" w:hAnsi="Wingdings" w:hint="default"/>
+        <w:sz w:val="20"/>
+      </w:rPr>
+    </w:lvl>
+    <w:lvl w:ilvl="4" w:tentative="1">
+      <w:start w:val="1"/>
+      <w:numFmt w:val="bullet"/>
+      <w:lvlText w:val=""/>
+      <w:lvlJc w:val="left"/>
+      <w:pPr>
+        <w:tabs>
+          <w:tab w:val="num" w:pos="3600"/>
+        </w:tabs>
+        <w:ind w:left="3600" w:hanging="360"/>
+      </w:pPr>
+      <w:rPr>
+        <w:rFonts w:ascii="Wingdings" w:hAnsi="Wingdings" w:hint="default"/>
+        <w:sz w:val="20"/>
+      </w:rPr>
+    </w:lvl>
+    <w:lvl w:ilvl="5" w:tentative="1">
+      <w:start w:val="1"/>
+      <w:numFmt w:val="bullet"/>
+      <w:lvlText w:val=""/>
+      <w:lvlJc w:val="left"/>
+      <w:pPr>
+        <w:tabs>
+          <w:tab w:val="num" w:pos="4320"/>
+        </w:tabs>
+        <w:ind w:left="4320" w:hanging="360"/>
+      </w:pPr>
+      <w:rPr>
+        <w:rFonts w:ascii="Wingdings" w:hAnsi="Wingdings" w:hint="default"/>
+        <w:sz w:val="20"/>
+      </w:rPr>
+    </w:lvl>
+    <w:lvl w:ilvl="6" w:tentative="1">
+      <w:start w:val="1"/>
+      <w:numFmt w:val="bullet"/>
+      <w:lvlText w:val=""/>
+      <w:lvlJc w:val="left"/>
+      <w:pPr>
+        <w:tabs>
+          <w:tab w:val="num" w:pos="5040"/>
+        </w:tabs>
+        <w:ind w:left="5040" w:hanging="360"/>
+      </w:pPr>
+      <w:rPr>
+        <w:rFonts w:ascii="Wingdings" w:hAnsi="Wingdings" w:hint="default"/>
+        <w:sz w:val="20"/>
+      </w:rPr>
+    </w:lvl>
+    <w:lvl w:ilvl="7" w:tentative="1">
+      <w:start w:val="1"/>
+      <w:numFmt w:val="bullet"/>
+      <w:lvlText w:val=""/>
+      <w:lvlJc w:val="left"/>
+      <w:pPr>
+        <w:tabs>
+          <w:tab w:val="num" w:pos="5760"/>
+        </w:tabs>
+        <w:ind w:left="5760" w:hanging="360"/>
+      </w:pPr>
+      <w:rPr>
+        <w:rFonts w:ascii="Wingdings" w:hAnsi="Wingdings" w:hint="default"/>
+        <w:sz w:val="20"/>
+      </w:rPr>
+    </w:lvl>
+    <w:lvl w:ilvl="8" w:tentative="1">
+      <w:start w:val="1"/>
+      <w:numFmt w:val="bullet"/>
+      <w:lvlText w:val=""/>
+      <w:lvlJc w:val="left"/>
+      <w:pPr>
+        <w:tabs>
+          <w:tab w:val="num" w:pos="6480"/>
+        </w:tabs>
+        <w:ind w:left="6480" w:hanging="360"/>
+      </w:pPr>
+      <w:rPr>
+        <w:rFonts w:ascii="Wingdings" w:hAnsi="Wingdings" w:hint="default"/>
+        <w:sz w:val="20"/>
+      </w:rPr>
+    </w:lvl>
+  </w:abstractNum>
+  <w:abstractNum w:abstractNumId="2" w15:restartNumberingAfterBreak="0">
     <w:nsid w:val="3C27659B"/>
     <w:multiLevelType w:val="multilevel"/>
     <w:tmpl w:val="3C27659B"/>
@@ -2725,7 +3231,156 @@
       </w:rPr>
     </w:lvl>
   </w:abstractNum>
-  <w:abstractNum w:abstractNumId="2" w15:restartNumberingAfterBreak="0">
+  <w:abstractNum w:abstractNumId="3" w15:restartNumberingAfterBreak="0">
+    <w:nsid w:val="478B62D7"/>
+    <w:multiLevelType w:val="multilevel"/>
+    <w:tmpl w:val="40F0A01C"/>
+    <w:lvl w:ilvl="0">
+      <w:start w:val="1"/>
+      <w:numFmt w:val="bullet"/>
+      <w:lvlText w:val=""/>
+      <w:lvlJc w:val="left"/>
+      <w:pPr>
+        <w:tabs>
+          <w:tab w:val="num" w:pos="720"/>
+        </w:tabs>
+        <w:ind w:left="720" w:hanging="360"/>
+      </w:pPr>
+      <w:rPr>
+        <w:rFonts w:ascii="Symbol" w:hAnsi="Symbol" w:hint="default"/>
+        <w:sz w:val="20"/>
+      </w:rPr>
+    </w:lvl>
+    <w:lvl w:ilvl="1" w:tentative="1">
+      <w:start w:val="1"/>
+      <w:numFmt w:val="bullet"/>
+      <w:lvlText w:val="o"/>
+      <w:lvlJc w:val="left"/>
+      <w:pPr>
+        <w:tabs>
+          <w:tab w:val="num" w:pos="1440"/>
+        </w:tabs>
+        <w:ind w:left="1440" w:hanging="360"/>
+      </w:pPr>
+      <w:rPr>
+        <w:rFonts w:ascii="Courier New" w:hAnsi="Courier New" w:hint="default"/>
+        <w:sz w:val="20"/>
+      </w:rPr>
+    </w:lvl>
+    <w:lvl w:ilvl="2" w:tentative="1">
+      <w:start w:val="1"/>
+      <w:numFmt w:val="bullet"/>
+      <w:lvlText w:val=""/>
+      <w:lvlJc w:val="left"/>
+      <w:pPr>
+        <w:tabs>
+          <w:tab w:val="num" w:pos="2160"/>
+        </w:tabs>
+        <w:ind w:left="2160" w:hanging="360"/>
+      </w:pPr>
+      <w:rPr>
+        <w:rFonts w:ascii="Wingdings" w:hAnsi="Wingdings" w:hint="default"/>
+        <w:sz w:val="20"/>
+      </w:rPr>
+    </w:lvl>
+    <w:lvl w:ilvl="3" w:tentative="1">
+      <w:start w:val="1"/>
+      <w:numFmt w:val="bullet"/>
+      <w:lvlText w:val=""/>
+      <w:lvlJc w:val="left"/>
+      <w:pPr>
+        <w:tabs>
+          <w:tab w:val="num" w:pos="2880"/>
+        </w:tabs>
+        <w:ind w:left="2880" w:hanging="360"/>
+      </w:pPr>
+      <w:rPr>
+        <w:rFonts w:ascii="Wingdings" w:hAnsi="Wingdings" w:hint="default"/>
+        <w:sz w:val="20"/>
+      </w:rPr>
+    </w:lvl>
+    <w:lvl w:ilvl="4" w:tentative="1">
+      <w:start w:val="1"/>
+      <w:numFmt w:val="bullet"/>
+      <w:lvlText w:val=""/>
+      <w:lvlJc w:val="left"/>
+      <w:pPr>
+        <w:tabs>
+          <w:tab w:val="num" w:pos="3600"/>
+        </w:tabs>
+        <w:ind w:left="3600" w:hanging="360"/>
+      </w:pPr>
+      <w:rPr>
+        <w:rFonts w:ascii="Wingdings" w:hAnsi="Wingdings" w:hint="default"/>
+        <w:sz w:val="20"/>
+      </w:rPr>
+    </w:lvl>
+    <w:lvl w:ilvl="5" w:tentative="1">
+      <w:start w:val="1"/>
+      <w:numFmt w:val="bullet"/>
+      <w:lvlText w:val=""/>
+      <w:lvlJc w:val="left"/>
+      <w:pPr>
+        <w:tabs>
+          <w:tab w:val="num" w:pos="4320"/>
+        </w:tabs>
+        <w:ind w:left="4320" w:hanging="360"/>
+      </w:pPr>
+      <w:rPr>
+        <w:rFonts w:ascii="Wingdings" w:hAnsi="Wingdings" w:hint="default"/>
+        <w:sz w:val="20"/>
+      </w:rPr>
+    </w:lvl>
+    <w:lvl w:ilvl="6" w:tentative="1">
+      <w:start w:val="1"/>
+      <w:numFmt w:val="bullet"/>
+      <w:lvlText w:val=""/>
+      <w:lvlJc w:val="left"/>
+      <w:pPr>
+        <w:tabs>
+          <w:tab w:val="num" w:pos="5040"/>
+        </w:tabs>
+        <w:ind w:left="5040" w:hanging="360"/>
+      </w:pPr>
+      <w:rPr>
+        <w:rFonts w:ascii="Wingdings" w:hAnsi="Wingdings" w:hint="default"/>
+        <w:sz w:val="20"/>
+      </w:rPr>
+    </w:lvl>
+    <w:lvl w:ilvl="7" w:tentative="1">
+      <w:start w:val="1"/>
+      <w:numFmt w:val="bullet"/>
+      <w:lvlText w:val=""/>
+      <w:lvlJc w:val="left"/>
+      <w:pPr>
+        <w:tabs>
+          <w:tab w:val="num" w:pos="5760"/>
+        </w:tabs>
+        <w:ind w:left="5760" w:hanging="360"/>
+      </w:pPr>
+      <w:rPr>
+        <w:rFonts w:ascii="Wingdings" w:hAnsi="Wingdings" w:hint="default"/>
+        <w:sz w:val="20"/>
+      </w:rPr>
+    </w:lvl>
+    <w:lvl w:ilvl="8" w:tentative="1">
+      <w:start w:val="1"/>
+      <w:numFmt w:val="bullet"/>
+      <w:lvlText w:val=""/>
+      <w:lvlJc w:val="left"/>
+      <w:pPr>
+        <w:tabs>
+          <w:tab w:val="num" w:pos="6480"/>
+        </w:tabs>
+        <w:ind w:left="6480" w:hanging="360"/>
+      </w:pPr>
+      <w:rPr>
+        <w:rFonts w:ascii="Wingdings" w:hAnsi="Wingdings" w:hint="default"/>
+        <w:sz w:val="20"/>
+      </w:rPr>
+    </w:lvl>
+  </w:abstractNum>
+  <w:abstractNum w:abstractNumId="4" w15:restartNumberingAfterBreak="0">
     <w:nsid w:val="58F44FCA"/>
     <w:multiLevelType w:val="hybridMultilevel"/>
     <w:tmpl w:val="81646128"/>
@@ -2814,7 +3469,156 @@
       </w:pPr>
     </w:lvl>
   </w:abstractNum>
-  <w:abstractNum w:abstractNumId="3" w15:restartNumberingAfterBreak="0">
+  <w:abstractNum w:abstractNumId="5" w15:restartNumberingAfterBreak="0">
+    <w:nsid w:val="5AD26BBE"/>
+    <w:multiLevelType w:val="multilevel"/>
+    <w:tmpl w:val="4F8C25B2"/>
+    <w:lvl w:ilvl="0">
+      <w:start w:val="1"/>
+      <w:numFmt w:val="bullet"/>
+      <w:lvlText w:val=""/>
+      <w:lvlJc w:val="left"/>
+      <w:pPr>
+        <w:tabs>
+          <w:tab w:val="num" w:pos="720"/>
+        </w:tabs>
+        <w:ind w:left="720" w:hanging="360"/>
+      </w:pPr>
+      <w:rPr>
+        <w:rFonts w:ascii="Symbol" w:hAnsi="Symbol" w:hint="default"/>
+        <w:sz w:val="20"/>
+      </w:rPr>
+    </w:lvl>
+    <w:lvl w:ilvl="1" w:tentative="1">
+      <w:start w:val="1"/>
+      <w:numFmt w:val="bullet"/>
+      <w:lvlText w:val="o"/>
+      <w:lvlJc w:val="left"/>
+      <w:pPr>
+        <w:tabs>
+          <w:tab w:val="num" w:pos="1440"/>
+        </w:tabs>
+        <w:ind w:left="1440" w:hanging="360"/>
+      </w:pPr>
+      <w:rPr>
+        <w:rFonts w:ascii="Courier New" w:hAnsi="Courier New" w:hint="default"/>
+        <w:sz w:val="20"/>
+      </w:rPr>
+    </w:lvl>
+    <w:lvl w:ilvl="2" w:tentative="1">
+      <w:start w:val="1"/>
+      <w:numFmt w:val="bullet"/>
+      <w:lvlText w:val=""/>
+      <w:lvlJc w:val="left"/>
+      <w:pPr>
+        <w:tabs>
+          <w:tab w:val="num" w:pos="2160"/>
+        </w:tabs>
+        <w:ind w:left="2160" w:hanging="360"/>
+      </w:pPr>
+      <w:rPr>
+        <w:rFonts w:ascii="Wingdings" w:hAnsi="Wingdings" w:hint="default"/>
+        <w:sz w:val="20"/>
+      </w:rPr>
+    </w:lvl>
+    <w:lvl w:ilvl="3" w:tentative="1">
+      <w:start w:val="1"/>
+      <w:numFmt w:val="bullet"/>
+      <w:lvlText w:val=""/>
+      <w:lvlJc w:val="left"/>
+      <w:pPr>
+        <w:tabs>
+          <w:tab w:val="num" w:pos="2880"/>
+        </w:tabs>
+        <w:ind w:left="2880" w:hanging="360"/>
+      </w:pPr>
+      <w:rPr>
+        <w:rFonts w:ascii="Wingdings" w:hAnsi="Wingdings" w:hint="default"/>
+        <w:sz w:val="20"/>
+      </w:rPr>
+    </w:lvl>
+    <w:lvl w:ilvl="4" w:tentative="1">
+      <w:start w:val="1"/>
+      <w:numFmt w:val="bullet"/>
+      <w:lvlText w:val=""/>
+      <w:lvlJc w:val="left"/>
+      <w:pPr>
+        <w:tabs>
+          <w:tab w:val="num" w:pos="3600"/>
+        </w:tabs>
+        <w:ind w:left="3600" w:hanging="360"/>
+      </w:pPr>
+      <w:rPr>
+        <w:rFonts w:ascii="Wingdings" w:hAnsi="Wingdings" w:hint="default"/>
+        <w:sz w:val="20"/>
+      </w:rPr>
+    </w:lvl>
+    <w:lvl w:ilvl="5" w:tentative="1">
+      <w:start w:val="1"/>
+      <w:numFmt w:val="bullet"/>
+      <w:lvlText w:val=""/>
+      <w:lvlJc w:val="left"/>
+      <w:pPr>
+        <w:tabs>
+          <w:tab w:val="num" w:pos="4320"/>
+        </w:tabs>
+        <w:ind w:left="4320" w:hanging="360"/>
+      </w:pPr>
+      <w:rPr>
+        <w:rFonts w:ascii="Wingdings" w:hAnsi="Wingdings" w:hint="default"/>
+        <w:sz w:val="20"/>
+      </w:rPr>
+    </w:lvl>
+    <w:lvl w:ilvl="6" w:tentative="1">
+      <w:start w:val="1"/>
+      <w:numFmt w:val="bullet"/>
+      <w:lvlText w:val=""/>
+      <w:lvlJc w:val="left"/>
+      <w:pPr>
+        <w:tabs>
+          <w:tab w:val="num" w:pos="5040"/>
+        </w:tabs>
+        <w:ind w:left="5040" w:hanging="360"/>
+      </w:pPr>
+      <w:rPr>
+        <w:rFonts w:ascii="Wingdings" w:hAnsi="Wingdings" w:hint="default"/>
+        <w:sz w:val="20"/>
+      </w:rPr>
+    </w:lvl>
+    <w:lvl w:ilvl="7" w:tentative="1">
+      <w:start w:val="1"/>
+      <w:numFmt w:val="bullet"/>
+      <w:lvlText w:val=""/>
+      <w:lvlJc w:val="left"/>
+      <w:pPr>
+        <w:tabs>
+          <w:tab w:val="num" w:pos="5760"/>
+        </w:tabs>
+        <w:ind w:left="5760" w:hanging="360"/>
+      </w:pPr>
+      <w:rPr>
+        <w:rFonts w:ascii="Wingdings" w:hAnsi="Wingdings" w:hint="default"/>
+        <w:sz w:val="20"/>
+      </w:rPr>
+    </w:lvl>
+    <w:lvl w:ilvl="8" w:tentative="1">
+      <w:start w:val="1"/>
+      <w:numFmt w:val="bullet"/>
+      <w:lvlText w:val=""/>
+      <w:lvlJc w:val="left"/>
+      <w:pPr>
+        <w:tabs>
+          <w:tab w:val="num" w:pos="6480"/>
+        </w:tabs>
+        <w:ind w:left="6480" w:hanging="360"/>
+      </w:pPr>
+      <w:rPr>
+        <w:rFonts w:ascii="Wingdings" w:hAnsi="Wingdings" w:hint="default"/>
+        <w:sz w:val="20"/>
+      </w:rPr>
+    </w:lvl>
+  </w:abstractNum>
+  <w:abstractNum w:abstractNumId="6" w15:restartNumberingAfterBreak="0">
     <w:nsid w:val="7FE720F7"/>
     <w:multiLevelType w:val="multilevel"/>
     <w:tmpl w:val="7FE720F7"/>
@@ -2927,23 +3731,32 @@
       </w:rPr>
     </w:lvl>
   </w:abstractNum>
-  <w:num w:numId="1">
+  <w:num w:numId="1" w16cid:durableId="1936208058">
+    <w:abstractNumId w:val="2"/>
+  </w:num>
+  <w:num w:numId="2" w16cid:durableId="1216546234">
+    <w:abstractNumId w:val="0"/>
+  </w:num>
+  <w:num w:numId="3" w16cid:durableId="164251904">
+    <w:abstractNumId w:val="6"/>
+  </w:num>
+  <w:num w:numId="4" w16cid:durableId="645478028">
+    <w:abstractNumId w:val="4"/>
+  </w:num>
+  <w:num w:numId="5" w16cid:durableId="1772163685">
     <w:abstractNumId w:val="1"/>
   </w:num>
-  <w:num w:numId="2">
-    <w:abstractNumId w:val="0"/>
+  <w:num w:numId="6" w16cid:durableId="1173453940">
+    <w:abstractNumId w:val="5"/>
   </w:num>
-  <w:num w:numId="3">
+  <w:num w:numId="7" w16cid:durableId="2057001397">
     <w:abstractNumId w:val="3"/>
-  </w:num>
-  <w:num w:numId="4">
-    <w:abstractNumId w:val="2"/>
   </w:num>
 </w:numbering>
 </file>
 
 <file path=word/styles.xml><?xml version="1.0" encoding="utf-8"?>
-<w:styles xmlns:mc="http://schemas.openxmlformats.org/markup-compatibility/2006" xmlns:r="http://schemas.openxmlformats.org/officeDocument/2006/relationships" xmlns:w="http://schemas.openxmlformats.org/wordprocessingml/2006/main" xmlns:w14="http://schemas.microsoft.com/office/word/2010/wordml" xmlns:w15="http://schemas.microsoft.com/office/word/2012/wordml" xmlns:w16cex="http://schemas.microsoft.com/office/word/2018/wordml/cex" xmlns:w16cid="http://schemas.microsoft.com/office/word/2016/wordml/cid" xmlns:w16="http://schemas.microsoft.com/office/word/2018/wordml" xmlns:w16sdtdh="http://schemas.microsoft.com/office/word/2020/wordml/sdtdatahash" xmlns:w16se="http://schemas.microsoft.com/office/word/2015/wordml/symex" mc:Ignorable="w14 w15 w16se w16cid w16 w16cex w16sdtdh">
+<w:styles xmlns:mc="http://schemas.openxmlformats.org/markup-compatibility/2006" xmlns:r="http://schemas.openxmlformats.org/officeDocument/2006/relationships" xmlns:w="http://schemas.openxmlformats.org/wordprocessingml/2006/main" xmlns:w14="http://schemas.microsoft.com/office/word/2010/wordml" xmlns:w15="http://schemas.microsoft.com/office/word/2012/wordml" xmlns:w16cex="http://schemas.microsoft.com/office/word/2018/wordml/cex" xmlns:w16cid="http://schemas.microsoft.com/office/word/2016/wordml/cid" xmlns:w16="http://schemas.microsoft.com/office/word/2018/wordml" xmlns:w16du="http://schemas.microsoft.com/office/word/2023/wordml/word16du" xmlns:w16sdtdh="http://schemas.microsoft.com/office/word/2020/wordml/sdtdatahash" xmlns:w16sdtfl="http://schemas.microsoft.com/office/word/2024/wordml/sdtformatlock" xmlns:w16se="http://schemas.microsoft.com/office/word/2015/wordml/symex" mc:Ignorable="w14 w15 w16se w16cid w16 w16cex w16sdtdh w16sdtfl w16du">
   <w:docDefaults>
     <w:rPrDefault>
       <w:rPr>
@@ -3455,7 +4268,6 @@
   <w:style w:type="character" w:default="1" w:styleId="Fuentedeprrafopredeter">
     <w:name w:val="Default Paragraph Font"/>
     <w:uiPriority w:val="1"/>
-    <w:semiHidden/>
     <w:unhideWhenUsed/>
   </w:style>
   <w:style w:type="table" w:default="1" w:styleId="Tablanormal">
@@ -3490,7 +4302,7 @@
       <w:u w:val="single"/>
     </w:rPr>
   </w:style>
-  <w:style w:type="character" w:styleId="Textoennegrita">
+  <w:style w:type="character" w:styleId="Fuerte">
     <w:name w:val="Strong"/>
     <w:basedOn w:val="Fuentedeprrafopredeter"/>
     <w:uiPriority w:val="22"/>
